--- a/_build/docx/01_Кадровые_документы/9_Приказ_об_установлении_надбавки.docx
+++ b/_build/docx/01_Кадровые_документы/9_Приказ_об_установлении_надбавки.docx
@@ -47,7 +47,7 @@
         <w:rPr>
           <w:rFonts w:ascii="Times New Roman" w:hAnsi="Times New Roman"/>
         </w:rPr>
-        <w:t>«___» июня 2026 г.                                                     № ______</w:t>
+        <w:t>«___» __________ 2026 г.                                                     № ______</w:t>
       </w:r>
     </w:p>
     <w:p>
@@ -57,7 +57,7 @@
           <w:b/>
           <w:sz w:val="26"/>
         </w:rPr>
-        <w:t>Об установлении надбавки Иванюк В.С. за руководство отделом</w:t>
+        <w:t>Об установлении надбавки Иванюк В.С. за сложность и напряжённость труда</w:t>
       </w:r>
     </w:p>
     <w:p>
@@ -65,7 +65,7 @@
         <w:rPr>
           <w:rFonts w:ascii="Times New Roman" w:hAnsi="Times New Roman"/>
         </w:rPr>
-        <w:t>В связи с назначением Иванюк Валентины Сергеевны руководителем</w:t>
+        <w:t>В связи с переводом Иванюк Валентины Сергеевны на должность начальника</w:t>
       </w:r>
     </w:p>
     <w:p>
@@ -73,7 +73,7 @@
         <w:rPr>
           <w:rFonts w:ascii="Times New Roman" w:hAnsi="Times New Roman"/>
         </w:rPr>
-        <w:t>проектно-конструкторского отдела, в целях материального стимулирования и</w:t>
+        <w:t>проектно-конструкторского отдела, в целях материального стимулирования труда,</w:t>
       </w:r>
     </w:p>
     <w:p>
@@ -81,7 +81,7 @@
         <w:rPr>
           <w:rFonts w:ascii="Times New Roman" w:hAnsi="Times New Roman"/>
         </w:rPr>
-        <w:t>компенсации дополнительных обязанностей по руководству подразделением,</w:t>
+        <w:t>руководствуясь статьёй 63 Трудового кодекса Республики Беларусь и Положением об</w:t>
       </w:r>
     </w:p>
     <w:p>
@@ -89,7 +89,7 @@
         <w:rPr>
           <w:rFonts w:ascii="Times New Roman" w:hAnsi="Times New Roman"/>
         </w:rPr>
-        <w:t>руководствуясь Трудовым кодексом Республики Беларусь,</w:t>
+        <w:t>оплате труда организации,</w:t>
       </w:r>
     </w:p>
     <w:p>
@@ -117,7 +117,7 @@
           <w:rFonts w:ascii="Times New Roman" w:hAnsi="Times New Roman"/>
           <w:b/>
         </w:rPr>
-        <w:t>ведущему инженеру-конструктору — руководителю проектно-</w:t>
+        <w:t>начальнику проектно-конструкторского отдела Иванюк Валентине</w:t>
       </w:r>
     </w:p>
     <w:p>
@@ -125,23 +125,17 @@
         <w:rPr>
           <w:rFonts w:ascii="Times New Roman" w:hAnsi="Times New Roman"/>
         </w:rPr>
-        <w:t>конструкторского отдела Иванюк Валентине Сергеевне</w:t>
+        <w:t>Сергеевне</w:t>
       </w:r>
       <w:r>
         <w:rPr>
           <w:rFonts w:ascii="Times New Roman" w:hAnsi="Times New Roman"/>
           <w:b/>
         </w:rPr>
-        <w:t xml:space="preserve"> ежемесячную надбавку</w:t>
+        <w:t xml:space="preserve"> ежемесячную надбавку за сложность и напряжённость труда в размере</w:t>
       </w:r>
     </w:p>
     <w:p>
-      <w:r>
-        <w:rPr>
-          <w:rFonts w:ascii="Times New Roman" w:hAnsi="Times New Roman"/>
-        </w:rPr>
-        <w:t xml:space="preserve">за руководство отделом в размере </w:t>
-      </w:r>
       <w:r>
         <w:rPr>
           <w:rFonts w:ascii="Times New Roman" w:hAnsi="Times New Roman"/>
@@ -149,13 +143,11 @@
         </w:rPr>
         <w:t>500,00 (пятьсот) белорусских рублей</w:t>
       </w:r>
-    </w:p>
-    <w:p>
       <w:r>
         <w:rPr>
           <w:rFonts w:ascii="Times New Roman" w:hAnsi="Times New Roman"/>
         </w:rPr>
-        <w:t>с 25 июня 2026 г.</w:t>
+        <w:t xml:space="preserve"> с «___» __________ 2026 г.</w:t>
       </w:r>
     </w:p>
     <w:p>
@@ -203,7 +195,7 @@
         <w:rPr>
           <w:rFonts w:ascii="Times New Roman" w:hAnsi="Times New Roman"/>
         </w:rPr>
-        <w:t>в соответствии с настоящим приказом с 25 июня 2026 г.</w:t>
+        <w:t>в соответствии с настоящим приказом с «___» __________ 2026 г.</w:t>
       </w:r>
     </w:p>
     <w:p>
@@ -226,7 +218,7 @@
         <w:rPr>
           <w:rFonts w:ascii="Times New Roman" w:hAnsi="Times New Roman"/>
         </w:rPr>
-        <w:t xml:space="preserve"> представление заместителя директора от «___» июня 2026 г.;</w:t>
+        <w:t xml:space="preserve"> представление заместителя директора от «___» __________ 2026 г.;</w:t>
       </w:r>
     </w:p>
     <w:p>
@@ -234,7 +226,7 @@
         <w:rPr>
           <w:rFonts w:ascii="Times New Roman" w:hAnsi="Times New Roman"/>
         </w:rPr>
-        <w:t>приказ о создании проектно-конструкторского отдела и назначении руководителя</w:t>
+        <w:t>приказ о переводе Иванюк В.С. на должность начальника проектно-конструкторского</w:t>
       </w:r>
     </w:p>
     <w:p>
@@ -242,7 +234,7 @@
         <w:rPr>
           <w:rFonts w:ascii="Times New Roman" w:hAnsi="Times New Roman"/>
         </w:rPr>
-        <w:t>от «___» июня 2026 г.</w:t>
+        <w:t>отдела от «___» __________ 2026 г. № ______.</w:t>
       </w:r>
     </w:p>
     <w:p>
@@ -280,7 +272,7 @@
         <w:rPr>
           <w:rFonts w:ascii="Times New Roman" w:hAnsi="Times New Roman"/>
         </w:rPr>
-        <w:t>Ведущий инженер-конструктор —</w:t>
+        <w:t>Начальник проектно-конструкторского</w:t>
       </w:r>
     </w:p>
     <w:p>
@@ -288,7 +280,7 @@
         <w:rPr>
           <w:rFonts w:ascii="Times New Roman" w:hAnsi="Times New Roman"/>
         </w:rPr>
-        <w:t>руководитель отдела ___________________ В.С. Иванюк / «___» _______ 2026 г.</w:t>
+        <w:t>отдела ___________________ В.С. Иванюк / «___» _______ 2026 г.</w:t>
       </w:r>
     </w:p>
     <w:sectPr>

--- a/_build/docx/01_Кадровые_документы/9_Приказ_об_установлении_надбавки.docx
+++ b/_build/docx/01_Кадровые_документы/9_Приказ_об_установлении_надбавки.docx
@@ -284,7 +284,7 @@
       </w:r>
     </w:p>
     <w:sectPr>
-      <w:pgSz w:w="12240" w:h="15840"/>
+      <w:pgSz w:w="11906" w:h="16838"/>
       <w:pgMar w:top="1134" w:right="850" w:bottom="1134" w:left="1417" w:header="720" w:footer="720" w:gutter="0"/>
       <w:cols w:space="720"/>
       <w:docGrid w:linePitch="360"/>
